--- a/templates/alfa.docx
+++ b/templates/alfa.docx
@@ -4,7 +4,7 @@
   <w:body>
     <w:p>
       <w:pPr>
-        <w:pStyle w:val="13"/>
+        <w:pStyle w:val="14"/>
         <w:jc w:val="right"/>
         <w:rPr>
           <w:b/>
@@ -23,7 +23,7 @@
     </w:p>
     <w:p>
       <w:pPr>
-        <w:pStyle w:val="13"/>
+        <w:pStyle w:val="14"/>
         <w:jc w:val="center"/>
       </w:pPr>
       <w:r>
@@ -66,7 +66,7 @@
     </w:p>
     <w:p>
       <w:pPr>
-        <w:pStyle w:val="13"/>
+        <w:pStyle w:val="14"/>
         <w:jc w:val="center"/>
       </w:pPr>
       <w:r>
@@ -80,8 +80,13 @@
     </w:p>
     <w:p>
       <w:pPr>
-        <w:pStyle w:val="13"/>
+        <w:pStyle w:val="14"/>
         <w:jc w:val="center"/>
+        <w:rPr>
+          <w:b/>
+          <w:sz w:val="27"/>
+          <w:szCs w:val="27"/>
+        </w:rPr>
       </w:pPr>
       <w:r>
         <w:rPr>
@@ -91,6 +96,12 @@
         </w:rPr>
         <w:t>экстренной информации</w:t>
       </w:r>
+    </w:p>
+    <w:p>
+      <w:pPr>
+        <w:pStyle w:val="14"/>
+        <w:jc w:val="center"/>
+      </w:pPr>
     </w:p>
     <w:tbl>
       <w:tblPr>
@@ -1605,6 +1616,7 @@
   <w:style w:type="character" w:default="1" w:styleId="a0">
     <w:name w:val="Default Paragraph Font"/>
     <w:uiPriority w:val="1"/>
+    <w:semiHidden/>
     <w:unhideWhenUsed/>
   </w:style>
   <w:style w:type="table" w:default="1" w:styleId="a1">
@@ -1783,8 +1795,8 @@
       <w:bCs/>
     </w:rPr>
   </w:style>
-  <w:style w:type="paragraph" w:customStyle="1" w:styleId="ListParagraph">
-    <w:name w:val="List Paragraph"/>
+  <w:style w:type="paragraph" w:customStyle="1" w:styleId="13">
+    <w:name w:val="Абзац списка1"/>
     <w:basedOn w:val="a"/>
     <w:pPr>
       <w:spacing w:after="200" w:line="276" w:lineRule="auto"/>
@@ -1807,7 +1819,7 @@
       <w:jc w:val="center"/>
     </w:pPr>
   </w:style>
-  <w:style w:type="paragraph" w:customStyle="1" w:styleId="13">
+  <w:style w:type="paragraph" w:customStyle="1" w:styleId="14">
     <w:name w:val="Обычный1"/>
     <w:pPr>
       <w:suppressAutoHyphens/>
